--- a/DS CORPORATION/TÀI LIỆU THAM KHẢO/MARKETING ROADMAP/BAI TAP/Dot10_He_thong_hoa_Marketing_Science_Dosies_Care.docx
+++ b/DS CORPORATION/TÀI LIỆU THAM KHẢO/MARKETING ROADMAP/BAI TAP/Dot10_He_thong_hoa_Marketing_Science_Dosies_Care.docx
@@ -86,7 +86,7 @@
         <w:rPr>
           <w:rFonts w:ascii="Arial" w:cs="Arial" w:eastAsia="Arial" w:hAnsi="Arial"/>
         </w:rPr>
-        <w:t xml:space="preserve"> 07/10/2026 · Tài liệu nội bộ DS Corporation · Công cụ tính toán nằm trong file </w:t>
+        <w:t xml:space="preserve"> 07/10/2026 · Theo bảng thành phần SKU1 bản OEM 24/09/2026 · Công cụ tính toán nằm trong file </w:t>
       </w:r>
       <w:r>
         <w:rPr>
@@ -486,7 +486,7 @@
                 <w:sz w:val="18"/>
                 <w:szCs w:val="18"/>
               </w:rPr>
-              <w:t xml:space="preserve">XONG mẫu + 10 dòng đầu</w:t>
+              <w:t xml:space="preserve">XONG mẫu + 14 dòng đầu</w:t>
             </w:r>
           </w:p>
         </w:tc>
@@ -2431,7 +2431,7 @@
         <w:rPr>
           <w:rFonts w:ascii="Arial" w:cs="Arial" w:eastAsia="Arial" w:hAnsi="Arial"/>
         </w:rPr>
-        <w:t xml:space="preserve">4. Evidence Log (10 dòng đầu)</w:t>
+        <w:t xml:space="preserve">4. Evidence Log (14 dòng đầu)</w:t>
       </w:r>
     </w:p>
     <w:tbl>
@@ -3849,6 +3849,526 @@
                 <w:szCs w:val="18"/>
               </w:rPr>
               <w:t xml:space="preserve">Chờ thí nghiệm backlog</w:t>
+            </w:r>
+          </w:p>
+        </w:tc>
+      </w:tr>
+      <w:tr>
+        <w:tc>
+          <w:tcPr>
+            <w:tcW w:type="dxa" w:w="3000"/>
+            <w:tcBorders>
+              <w:top w:val="single" w:color="D9C3CB" w:sz="4"/>
+              <w:left w:val="single" w:color="D9C3CB" w:sz="4"/>
+              <w:bottom w:val="single" w:color="D9C3CB" w:sz="4"/>
+              <w:right w:val="single" w:color="D9C3CB" w:sz="4"/>
+            </w:tcBorders>
+            <w:shd w:fill="FFF5F9" w:color="auto" w:val="clear"/>
+            <w:tcMar>
+              <w:top w:type="dxa" w:w="70"/>
+              <w:left w:type="dxa" w:w="100"/>
+              <w:bottom w:type="dxa" w:w="70"/>
+              <w:right w:type="dxa" w:w="100"/>
+            </w:tcMar>
+          </w:tcPr>
+          <w:p>
+            <w:pPr>
+              <w:spacing w:after="40" w:line="264"/>
+            </w:pPr>
+            <w:r>
+              <w:rPr>
+                <w:rFonts w:ascii="Arial" w:cs="Arial" w:eastAsia="Arial" w:hAnsi="Arial"/>
+                <w:sz w:val="18"/>
+                <w:szCs w:val="18"/>
+              </w:rPr>
+              <w:t xml:space="preserve">Bạc hà tạo cảm giác mát (menthol kích hoạt thụ thể lạnh TRPM8)</w:t>
+            </w:r>
+          </w:p>
+        </w:tc>
+        <w:tc>
+          <w:tcPr>
+            <w:tcW w:type="dxa" w:w="2300"/>
+            <w:tcBorders>
+              <w:top w:val="single" w:color="D9C3CB" w:sz="4"/>
+              <w:left w:val="single" w:color="D9C3CB" w:sz="4"/>
+              <w:bottom w:val="single" w:color="D9C3CB" w:sz="4"/>
+              <w:right w:val="single" w:color="D9C3CB" w:sz="4"/>
+            </w:tcBorders>
+            <w:shd w:fill="FFF5F9" w:color="auto" w:val="clear"/>
+            <w:tcMar>
+              <w:top w:type="dxa" w:w="70"/>
+              <w:left w:type="dxa" w:w="100"/>
+              <w:bottom w:type="dxa" w:w="70"/>
+              <w:right w:type="dxa" w:w="100"/>
+            </w:tcMar>
+          </w:tcPr>
+          <w:p>
+            <w:pPr>
+              <w:spacing w:after="40" w:line="264"/>
+            </w:pPr>
+            <w:r>
+              <w:rPr>
+                <w:rFonts w:ascii="Arial" w:cs="Arial" w:eastAsia="Arial" w:hAnsi="Arial"/>
+                <w:sz w:val="18"/>
+                <w:szCs w:val="18"/>
+              </w:rPr>
+              <w:t xml:space="preserve">McKemy et al., Nature 2002</w:t>
+            </w:r>
+          </w:p>
+        </w:tc>
+        <w:tc>
+          <w:tcPr>
+            <w:tcW w:type="dxa" w:w="2000"/>
+            <w:tcBorders>
+              <w:top w:val="single" w:color="D9C3CB" w:sz="4"/>
+              <w:left w:val="single" w:color="D9C3CB" w:sz="4"/>
+              <w:bottom w:val="single" w:color="D9C3CB" w:sz="4"/>
+              <w:right w:val="single" w:color="D9C3CB" w:sz="4"/>
+            </w:tcBorders>
+            <w:shd w:fill="FFF5F9" w:color="auto" w:val="clear"/>
+            <w:tcMar>
+              <w:top w:type="dxa" w:w="70"/>
+              <w:left w:type="dxa" w:w="100"/>
+              <w:bottom w:type="dxa" w:w="70"/>
+              <w:right w:type="dxa" w:w="100"/>
+            </w:tcMar>
+          </w:tcPr>
+          <w:p>
+            <w:pPr>
+              <w:spacing w:after="40" w:line="264"/>
+            </w:pPr>
+            <w:r>
+              <w:rPr>
+                <w:rFonts w:ascii="Arial" w:cs="Arial" w:eastAsia="Arial" w:hAnsi="Arial"/>
+                <w:sz w:val="18"/>
+                <w:szCs w:val="18"/>
+              </w:rPr>
+              <w:t xml:space="preserve">Nghiên cứu cơ chế</w:t>
+            </w:r>
+          </w:p>
+        </w:tc>
+        <w:tc>
+          <w:tcPr>
+            <w:tcW w:type="dxa" w:w="2338"/>
+            <w:tcBorders>
+              <w:top w:val="single" w:color="D9C3CB" w:sz="4"/>
+              <w:left w:val="single" w:color="D9C3CB" w:sz="4"/>
+              <w:bottom w:val="single" w:color="D9C3CB" w:sz="4"/>
+              <w:right w:val="single" w:color="D9C3CB" w:sz="4"/>
+            </w:tcBorders>
+            <w:shd w:fill="FFF5F9" w:color="auto" w:val="clear"/>
+            <w:tcMar>
+              <w:top w:type="dxa" w:w="70"/>
+              <w:left w:type="dxa" w:w="100"/>
+              <w:bottom w:type="dxa" w:w="70"/>
+              <w:right w:type="dxa" w:w="100"/>
+            </w:tcMar>
+          </w:tcPr>
+          <w:p>
+            <w:pPr>
+              <w:spacing w:after="40" w:line="264"/>
+            </w:pPr>
+            <w:r>
+              <w:rPr>
+                <w:rFonts w:ascii="Arial" w:cs="Arial" w:eastAsia="Arial" w:hAnsi="Arial"/>
+                <w:sz w:val="18"/>
+                <w:szCs w:val="18"/>
+              </w:rPr>
+              <w:t xml:space="preserve">Chỉ giải thích cảm giác, không phải tác dụng trên tóc</w:t>
+            </w:r>
+          </w:p>
+        </w:tc>
+      </w:tr>
+      <w:tr>
+        <w:tc>
+          <w:tcPr>
+            <w:tcW w:type="dxa" w:w="3000"/>
+            <w:tcBorders>
+              <w:top w:val="single" w:color="D9C3CB" w:sz="4"/>
+              <w:left w:val="single" w:color="D9C3CB" w:sz="4"/>
+              <w:bottom w:val="single" w:color="D9C3CB" w:sz="4"/>
+              <w:right w:val="single" w:color="D9C3CB" w:sz="4"/>
+            </w:tcBorders>
+            <w:shd w:fill="FFFFFF" w:color="auto" w:val="clear"/>
+            <w:tcMar>
+              <w:top w:type="dxa" w:w="70"/>
+              <w:left w:type="dxa" w:w="100"/>
+              <w:bottom w:type="dxa" w:w="70"/>
+              <w:right w:type="dxa" w:w="100"/>
+            </w:tcMar>
+          </w:tcPr>
+          <w:p>
+            <w:pPr>
+              <w:spacing w:after="40" w:line="264"/>
+            </w:pPr>
+            <w:r>
+              <w:rPr>
+                <w:rFonts w:ascii="Arial" w:cs="Arial" w:eastAsia="Arial" w:hAnsi="Arial"/>
+                <w:sz w:val="18"/>
+                <w:szCs w:val="18"/>
+              </w:rPr>
+              <w:t xml:space="preserve">Jojoba là sáp lỏng (wax ester), cùng loại lipid với một phần bã nhờn</w:t>
+            </w:r>
+          </w:p>
+        </w:tc>
+        <w:tc>
+          <w:tcPr>
+            <w:tcW w:type="dxa" w:w="2300"/>
+            <w:tcBorders>
+              <w:top w:val="single" w:color="D9C3CB" w:sz="4"/>
+              <w:left w:val="single" w:color="D9C3CB" w:sz="4"/>
+              <w:bottom w:val="single" w:color="D9C3CB" w:sz="4"/>
+              <w:right w:val="single" w:color="D9C3CB" w:sz="4"/>
+            </w:tcBorders>
+            <w:shd w:fill="FFFFFF" w:color="auto" w:val="clear"/>
+            <w:tcMar>
+              <w:top w:type="dxa" w:w="70"/>
+              <w:left w:type="dxa" w:w="100"/>
+              <w:bottom w:type="dxa" w:w="70"/>
+              <w:right w:type="dxa" w:w="100"/>
+            </w:tcMar>
+          </w:tcPr>
+          <w:p>
+            <w:pPr>
+              <w:spacing w:after="40" w:line="264"/>
+            </w:pPr>
+            <w:r>
+              <w:rPr>
+                <w:rFonts w:ascii="Arial" w:cs="Arial" w:eastAsia="Arial" w:hAnsi="Arial"/>
+                <w:sz w:val="18"/>
+                <w:szCs w:val="18"/>
+              </w:rPr>
+              <w:t xml:space="preserve">Picardo et al., Dermato-Endocrinology 2009 (thành phần bã nhờn người)</w:t>
+            </w:r>
+          </w:p>
+        </w:tc>
+        <w:tc>
+          <w:tcPr>
+            <w:tcW w:type="dxa" w:w="2000"/>
+            <w:tcBorders>
+              <w:top w:val="single" w:color="D9C3CB" w:sz="4"/>
+              <w:left w:val="single" w:color="D9C3CB" w:sz="4"/>
+              <w:bottom w:val="single" w:color="D9C3CB" w:sz="4"/>
+              <w:right w:val="single" w:color="D9C3CB" w:sz="4"/>
+            </w:tcBorders>
+            <w:shd w:fill="FFFFFF" w:color="auto" w:val="clear"/>
+            <w:tcMar>
+              <w:top w:type="dxa" w:w="70"/>
+              <w:left w:type="dxa" w:w="100"/>
+              <w:bottom w:type="dxa" w:w="70"/>
+              <w:right w:type="dxa" w:w="100"/>
+            </w:tcMar>
+          </w:tcPr>
+          <w:p>
+            <w:pPr>
+              <w:spacing w:after="40" w:line="264"/>
+            </w:pPr>
+            <w:r>
+              <w:rPr>
+                <w:rFonts w:ascii="Arial" w:cs="Arial" w:eastAsia="Arial" w:hAnsi="Arial"/>
+                <w:sz w:val="18"/>
+                <w:szCs w:val="18"/>
+              </w:rPr>
+              <w:t xml:space="preserve">Y văn hóa sinh</w:t>
+            </w:r>
+          </w:p>
+        </w:tc>
+        <w:tc>
+          <w:tcPr>
+            <w:tcW w:type="dxa" w:w="2338"/>
+            <w:tcBorders>
+              <w:top w:val="single" w:color="D9C3CB" w:sz="4"/>
+              <w:left w:val="single" w:color="D9C3CB" w:sz="4"/>
+              <w:bottom w:val="single" w:color="D9C3CB" w:sz="4"/>
+              <w:right w:val="single" w:color="D9C3CB" w:sz="4"/>
+            </w:tcBorders>
+            <w:shd w:fill="FFFFFF" w:color="auto" w:val="clear"/>
+            <w:tcMar>
+              <w:top w:type="dxa" w:w="70"/>
+              <w:left w:type="dxa" w:w="100"/>
+              <w:bottom w:type="dxa" w:w="70"/>
+              <w:right w:type="dxa" w:w="100"/>
+            </w:tcMar>
+          </w:tcPr>
+          <w:p>
+            <w:pPr>
+              <w:spacing w:after="40" w:line="264"/>
+            </w:pPr>
+            <w:r>
+              <w:rPr>
+                <w:rFonts w:ascii="Arial" w:cs="Arial" w:eastAsia="Arial" w:hAnsi="Arial"/>
+                <w:sz w:val="18"/>
+                <w:szCs w:val="18"/>
+              </w:rPr>
+              <w:t xml:space="preserve">Giống về loại chất, không chứng minh "điều tiết bã nhờn"</w:t>
+            </w:r>
+          </w:p>
+        </w:tc>
+      </w:tr>
+      <w:tr>
+        <w:tc>
+          <w:tcPr>
+            <w:tcW w:type="dxa" w:w="3000"/>
+            <w:tcBorders>
+              <w:top w:val="single" w:color="D9C3CB" w:sz="4"/>
+              <w:left w:val="single" w:color="D9C3CB" w:sz="4"/>
+              <w:bottom w:val="single" w:color="D9C3CB" w:sz="4"/>
+              <w:right w:val="single" w:color="D9C3CB" w:sz="4"/>
+            </w:tcBorders>
+            <w:shd w:fill="FFF5F9" w:color="auto" w:val="clear"/>
+            <w:tcMar>
+              <w:top w:type="dxa" w:w="70"/>
+              <w:left w:type="dxa" w:w="100"/>
+              <w:bottom w:type="dxa" w:w="70"/>
+              <w:right w:type="dxa" w:w="100"/>
+            </w:tcMar>
+          </w:tcPr>
+          <w:p>
+            <w:pPr>
+              <w:spacing w:after="40" w:line="264"/>
+            </w:pPr>
+            <w:r>
+              <w:rPr>
+                <w:rFonts w:ascii="Arial" w:cs="Arial" w:eastAsia="Arial" w:hAnsi="Arial"/>
+                <w:sz w:val="18"/>
+                <w:szCs w:val="18"/>
+              </w:rPr>
+              <w:t xml:space="preserve">Tinh dầu hương thảo so với minoxidil</w:t>
+            </w:r>
+          </w:p>
+        </w:tc>
+        <w:tc>
+          <w:tcPr>
+            <w:tcW w:type="dxa" w:w="2300"/>
+            <w:tcBorders>
+              <w:top w:val="single" w:color="D9C3CB" w:sz="4"/>
+              <w:left w:val="single" w:color="D9C3CB" w:sz="4"/>
+              <w:bottom w:val="single" w:color="D9C3CB" w:sz="4"/>
+              <w:right w:val="single" w:color="D9C3CB" w:sz="4"/>
+            </w:tcBorders>
+            <w:shd w:fill="FFF5F9" w:color="auto" w:val="clear"/>
+            <w:tcMar>
+              <w:top w:type="dxa" w:w="70"/>
+              <w:left w:type="dxa" w:w="100"/>
+              <w:bottom w:type="dxa" w:w="70"/>
+              <w:right w:type="dxa" w:w="100"/>
+            </w:tcMar>
+          </w:tcPr>
+          <w:p>
+            <w:pPr>
+              <w:spacing w:after="40" w:line="264"/>
+            </w:pPr>
+            <w:r>
+              <w:rPr>
+                <w:rFonts w:ascii="Arial" w:cs="Arial" w:eastAsia="Arial" w:hAnsi="Arial"/>
+                <w:sz w:val="18"/>
+                <w:szCs w:val="18"/>
+              </w:rPr>
+              <w:t xml:space="preserve">Panahi et al., Skinmed 2015</w:t>
+            </w:r>
+          </w:p>
+        </w:tc>
+        <w:tc>
+          <w:tcPr>
+            <w:tcW w:type="dxa" w:w="2000"/>
+            <w:tcBorders>
+              <w:top w:val="single" w:color="D9C3CB" w:sz="4"/>
+              <w:left w:val="single" w:color="D9C3CB" w:sz="4"/>
+              <w:bottom w:val="single" w:color="D9C3CB" w:sz="4"/>
+              <w:right w:val="single" w:color="D9C3CB" w:sz="4"/>
+            </w:tcBorders>
+            <w:shd w:fill="FFF5F9" w:color="auto" w:val="clear"/>
+            <w:tcMar>
+              <w:top w:type="dxa" w:w="70"/>
+              <w:left w:type="dxa" w:w="100"/>
+              <w:bottom w:type="dxa" w:w="70"/>
+              <w:right w:type="dxa" w:w="100"/>
+            </w:tcMar>
+          </w:tcPr>
+          <w:p>
+            <w:pPr>
+              <w:spacing w:after="40" w:line="264"/>
+            </w:pPr>
+            <w:r>
+              <w:rPr>
+                <w:rFonts w:ascii="Arial" w:cs="Arial" w:eastAsia="Arial" w:hAnsi="Arial"/>
+                <w:sz w:val="18"/>
+                <w:szCs w:val="18"/>
+              </w:rPr>
+              <w:t xml:space="preserve">1 thử nghiệm nhỏ</w:t>
+            </w:r>
+          </w:p>
+        </w:tc>
+        <w:tc>
+          <w:tcPr>
+            <w:tcW w:type="dxa" w:w="2338"/>
+            <w:tcBorders>
+              <w:top w:val="single" w:color="D9C3CB" w:sz="4"/>
+              <w:left w:val="single" w:color="D9C3CB" w:sz="4"/>
+              <w:bottom w:val="single" w:color="D9C3CB" w:sz="4"/>
+              <w:right w:val="single" w:color="D9C3CB" w:sz="4"/>
+            </w:tcBorders>
+            <w:shd w:fill="FFF5F9" w:color="auto" w:val="clear"/>
+            <w:tcMar>
+              <w:top w:type="dxa" w:w="70"/>
+              <w:left w:type="dxa" w:w="100"/>
+              <w:bottom w:type="dxa" w:w="70"/>
+              <w:right w:type="dxa" w:w="100"/>
+            </w:tcMar>
+          </w:tcPr>
+          <w:p>
+            <w:pPr>
+              <w:spacing w:after="40" w:line="264"/>
+            </w:pPr>
+            <w:r>
+              <w:rPr>
+                <w:rFonts w:ascii="Arial" w:cs="Arial" w:eastAsia="Arial" w:hAnsi="Arial"/>
+                <w:sz w:val="18"/>
+                <w:szCs w:val="18"/>
+              </w:rPr>
+              <w:t xml:space="preserve">Không dùng trong marketing</w:t>
+            </w:r>
+            <w:r>
+              <w:rPr>
+                <w:rFonts w:ascii="Arial" w:cs="Arial" w:eastAsia="Arial" w:hAnsi="Arial"/>
+                <w:sz w:val="18"/>
+                <w:szCs w:val="18"/>
+              </w:rPr>
+              <w:t xml:space="preserve">: so với thuốc biến mỹ phẩm thành thuốc</w:t>
+            </w:r>
+          </w:p>
+        </w:tc>
+      </w:tr>
+      <w:tr>
+        <w:tc>
+          <w:tcPr>
+            <w:tcW w:type="dxa" w:w="3000"/>
+            <w:tcBorders>
+              <w:top w:val="single" w:color="D9C3CB" w:sz="4"/>
+              <w:left w:val="single" w:color="D9C3CB" w:sz="4"/>
+              <w:bottom w:val="single" w:color="D9C3CB" w:sz="4"/>
+              <w:right w:val="single" w:color="D9C3CB" w:sz="4"/>
+            </w:tcBorders>
+            <w:shd w:fill="FFFFFF" w:color="auto" w:val="clear"/>
+            <w:tcMar>
+              <w:top w:type="dxa" w:w="70"/>
+              <w:left w:type="dxa" w:w="100"/>
+              <w:bottom w:type="dxa" w:w="70"/>
+              <w:right w:type="dxa" w:w="100"/>
+            </w:tcMar>
+          </w:tcPr>
+          <w:p>
+            <w:pPr>
+              <w:spacing w:after="40" w:line="264"/>
+            </w:pPr>
+            <w:r>
+              <w:rPr>
+                <w:rFonts w:ascii="Arial" w:cs="Arial" w:eastAsia="Arial" w:hAnsi="Arial"/>
+                <w:sz w:val="18"/>
+                <w:szCs w:val="18"/>
+              </w:rPr>
+              <w:t xml:space="preserve">Tinh dầu tràm trà và gàu</w:t>
+            </w:r>
+          </w:p>
+        </w:tc>
+        <w:tc>
+          <w:tcPr>
+            <w:tcW w:type="dxa" w:w="2300"/>
+            <w:tcBorders>
+              <w:top w:val="single" w:color="D9C3CB" w:sz="4"/>
+              <w:left w:val="single" w:color="D9C3CB" w:sz="4"/>
+              <w:bottom w:val="single" w:color="D9C3CB" w:sz="4"/>
+              <w:right w:val="single" w:color="D9C3CB" w:sz="4"/>
+            </w:tcBorders>
+            <w:shd w:fill="FFFFFF" w:color="auto" w:val="clear"/>
+            <w:tcMar>
+              <w:top w:type="dxa" w:w="70"/>
+              <w:left w:type="dxa" w:w="100"/>
+              <w:bottom w:type="dxa" w:w="70"/>
+              <w:right w:type="dxa" w:w="100"/>
+            </w:tcMar>
+          </w:tcPr>
+          <w:p>
+            <w:pPr>
+              <w:spacing w:after="40" w:line="264"/>
+            </w:pPr>
+            <w:r>
+              <w:rPr>
+                <w:rFonts w:ascii="Arial" w:cs="Arial" w:eastAsia="Arial" w:hAnsi="Arial"/>
+                <w:sz w:val="18"/>
+                <w:szCs w:val="18"/>
+              </w:rPr>
+              <w:t xml:space="preserve">Satchell et al., JAAD 2002 (dầu gội 5%)</w:t>
+            </w:r>
+          </w:p>
+        </w:tc>
+        <w:tc>
+          <w:tcPr>
+            <w:tcW w:type="dxa" w:w="2000"/>
+            <w:tcBorders>
+              <w:top w:val="single" w:color="D9C3CB" w:sz="4"/>
+              <w:left w:val="single" w:color="D9C3CB" w:sz="4"/>
+              <w:bottom w:val="single" w:color="D9C3CB" w:sz="4"/>
+              <w:right w:val="single" w:color="D9C3CB" w:sz="4"/>
+            </w:tcBorders>
+            <w:shd w:fill="FFFFFF" w:color="auto" w:val="clear"/>
+            <w:tcMar>
+              <w:top w:type="dxa" w:w="70"/>
+              <w:left w:type="dxa" w:w="100"/>
+              <w:bottom w:type="dxa" w:w="70"/>
+              <w:right w:type="dxa" w:w="100"/>
+            </w:tcMar>
+          </w:tcPr>
+          <w:p>
+            <w:pPr>
+              <w:spacing w:after="40" w:line="264"/>
+            </w:pPr>
+            <w:r>
+              <w:rPr>
+                <w:rFonts w:ascii="Arial" w:cs="Arial" w:eastAsia="Arial" w:hAnsi="Arial"/>
+                <w:sz w:val="18"/>
+                <w:szCs w:val="18"/>
+              </w:rPr>
+              <w:t xml:space="preserve">Thử nghiệm lâm sàng</w:t>
+            </w:r>
+          </w:p>
+        </w:tc>
+        <w:tc>
+          <w:tcPr>
+            <w:tcW w:type="dxa" w:w="2338"/>
+            <w:tcBorders>
+              <w:top w:val="single" w:color="D9C3CB" w:sz="4"/>
+              <w:left w:val="single" w:color="D9C3CB" w:sz="4"/>
+              <w:bottom w:val="single" w:color="D9C3CB" w:sz="4"/>
+              <w:right w:val="single" w:color="D9C3CB" w:sz="4"/>
+            </w:tcBorders>
+            <w:shd w:fill="FFFFFF" w:color="auto" w:val="clear"/>
+            <w:tcMar>
+              <w:top w:type="dxa" w:w="70"/>
+              <w:left w:type="dxa" w:w="100"/>
+              <w:bottom w:type="dxa" w:w="70"/>
+              <w:right w:type="dxa" w:w="100"/>
+            </w:tcMar>
+          </w:tcPr>
+          <w:p>
+            <w:pPr>
+              <w:spacing w:after="40" w:line="264"/>
+            </w:pPr>
+            <w:r>
+              <w:rPr>
+                <w:rFonts w:ascii="Arial" w:cs="Arial" w:eastAsia="Arial" w:hAnsi="Arial"/>
+                <w:sz w:val="18"/>
+                <w:szCs w:val="18"/>
+              </w:rPr>
+              <w:t xml:space="preserve">Không dùng</w:t>
+            </w:r>
+            <w:r>
+              <w:rPr>
+                <w:rFonts w:ascii="Arial" w:cs="Arial" w:eastAsia="Arial" w:hAnsi="Arial"/>
+                <w:sz w:val="18"/>
+                <w:szCs w:val="18"/>
+              </w:rPr>
+              <w:t xml:space="preserve">: trị gàu là công dụng thuốc; nồng độ trong DS khác</w:t>
             </w:r>
           </w:p>
         </w:tc>
@@ -4614,7 +5134,7 @@
         <w:sz w:val="16"/>
         <w:szCs w:val="16"/>
       </w:rPr>
-      <w:t xml:space="preserve">DS Corporation · Nội bộ · Trang </w:t>
+      <w:t xml:space="preserve">Dosie's Care · Trang </w:t>
     </w:r>
     <w:r>
       <w:rPr>
